--- a/STARS.docx
+++ b/STARS.docx
@@ -53,6 +53,18 @@
           <w:iCs/>
         </w:rPr>
         <w:t xml:space="preserve">Reconstructed from The Training Brain's Locked Decisions Register (Entries 1, 2, 9, 11), formerly named Anansi through Entry 12. Always paired with DREAMS, the tracker dashboard, and The Training Brain, the continuity record. No document is current read alone.</w:t>
+      </w:r>
+    </w:p>
+    <w:p>
+      <w:pPr>
+        <w:spacing w:after="240"/>
+      </w:pPr>
+      <w:r>
+        <w:rPr>
+          <w:i/>
+          <w:iCs/>
+        </w:rPr>
+        <w:t xml:space="preserve">Note: this scale governs Augustin's CTO-training competency depth only. His fleet-wide onboarding/graduation status (whether he is cleared to operate, and at what checkpoint) is tracked separately under the fleet's Gate ladder — see the 9-Gate ruling, 2026-08-25-9-gate-brain-trust-verdict.md. The two are independent: a Gate advance does not change a STARS score, and a STARS score does not change a Gate.</w:t>
       </w:r>
     </w:p>
     <w:p>
